--- a/docs/visual-workflow-diagram-user-guide.docx
+++ b/docs/visual-workflow-diagram-user-guide.docx
@@ -1176,7 +1176,7 @@
         <w:pStyle w:val="BodyText"/>
       </w:pPr>
       <w:r>
-        <w:t xml:space="preserve">When a task is approved, the workflow service checks the Spectrum chain rules (if any are configured) and may automatically spawn a downstream task — see the</w:t>
+        <w:t xml:space="preserve">When a task is approved, the workflow service checks the Collections Procedures chain rules (if any are configured) and may automatically spawn a downstream task — see the</w:t>
       </w:r>
       <w:r>
         <w:t xml:space="preserve"> </w:t>
@@ -1186,7 +1186,7 @@
           <w:iCs/>
           <w:i/>
         </w:rPr>
-        <w:t xml:space="preserve">Spectrum compliance dashboard</w:t>
+        <w:t xml:space="preserve">Collections Procedures compliance dashboard</w:t>
       </w:r>
       <w:r>
         <w:t xml:space="preserve"> </w:t>
